--- a/TODAY_CHANGE_NOTES.docx
+++ b/TODAY_CHANGE_NOTES.docx
@@ -10,7 +10,15 @@
     <w:p/>
     <w:p>
       <w:r>
-        <w:t>July 14, 2026 | Branch: v3.5-migui | Latest commit: 1461490 | Owner: @miguisanson</w:t>
+        <w:t xml:space="preserve">July 14, </w:t>
+      </w:r>
+      <w:proofErr w:type="gramStart"/>
+      <w:r>
+        <w:t>2026</w:t>
+      </w:r>
+      <w:proofErr w:type="gramEnd"/>
+      <w:r>
+        <w:t xml:space="preserve"> | Branch: v3.5-migui | Owner: @miguisanson</w:t>
       </w:r>
     </w:p>
     <w:p/>
@@ -47,7 +55,15 @@
     </w:p>
     <w:p>
       <w:r>
-        <w:t>- Graduation endorsement export is now the final in-app step.</w:t>
+        <w:t xml:space="preserve">- Graduation endorsement </w:t>
+      </w:r>
+      <w:proofErr w:type="gramStart"/>
+      <w:r>
+        <w:t>export is</w:t>
+      </w:r>
+      <w:proofErr w:type="gramEnd"/>
+      <w:r>
+        <w:t xml:space="preserve"> now the final in-app step.</w:t>
       </w:r>
     </w:p>
     <w:p>
@@ -57,7 +73,15 @@
     </w:p>
     <w:p>
       <w:r>
-        <w:t>- Faculty Portal now has sidebar navigation and separated views.</w:t>
+        <w:t xml:space="preserve">- Faculty Portal now has sidebar navigation and </w:t>
+      </w:r>
+      <w:proofErr w:type="gramStart"/>
+      <w:r>
+        <w:t>separated</w:t>
+      </w:r>
+      <w:proofErr w:type="gramEnd"/>
+      <w:r>
+        <w:t xml:space="preserve"> views.</w:t>
       </w:r>
     </w:p>
     <w:p>
@@ -73,23 +97,10 @@
     <w:p/>
     <w:p>
       <w:r>
-        <w:t>Commit Record</w:t>
-      </w:r>
-    </w:p>
-    <w:p>
-      <w:r>
-        <w:t>- 393710a at 10:59 AM: initial installation, by @miguisanson.</w:t>
-      </w:r>
-    </w:p>
-    <w:p>
-      <w:r>
-        <w:t>- 1461490 at 12:53 PM: fixes and renaming, by @miguisanson.</w:t>
-      </w:r>
-    </w:p>
-    <w:p/>
-    <w:p>
-      <w:r>
-        <w:t>Teammate Changes</w:t>
+        <w:t xml:space="preserve">Other </w:t>
+      </w:r>
+      <w:r>
+        <w:t>Changes</w:t>
       </w:r>
     </w:p>
     <w:p>
@@ -105,17 +116,6 @@
     <w:p>
       <w:r>
         <w:t>- @khloe-ose: earlier authentication, Student Portal, LOA/readmission, and dashboard work.</w:t>
-      </w:r>
-    </w:p>
-    <w:p/>
-    <w:p>
-      <w:r>
-        <w:t>Attribution</w:t>
-      </w:r>
-    </w:p>
-    <w:p>
-      <w:r>
-        <w:t>Ownership is based on Git metadata. Claude Opus 4.8 is a co-author on some earlier commits but has no verified GitHub account in this repository.</w:t>
       </w:r>
     </w:p>
     <w:sectPr>
